--- a/report/Amazon Business Intelligence Analysis.docx
+++ b/report/Amazon Business Intelligence Analysis.docx
@@ -1758,7 +1758,13 @@
         <w:rPr>
           <w:rFonts w:ascii="Times New Roman" w:hAnsi="Times New Roman" w:cs="Times New Roman"/>
         </w:rPr>
-        <w:t xml:space="preserve">Immediate data-driven decision making is needed to </w:t>
+        <w:t>D</w:t>
+      </w:r>
+      <w:r>
+        <w:rPr>
+          <w:rFonts w:ascii="Times New Roman" w:hAnsi="Times New Roman" w:cs="Times New Roman"/>
+        </w:rPr>
+        <w:t xml:space="preserve">ata-driven decision making is needed to </w:t>
       </w:r>
       <w:r>
         <w:rPr>
